--- a/SDS_learning_diary_template.docx
+++ b/SDS_learning_diary_template.docx
@@ -362,6 +362,64 @@
         </w:rPr>
       </w:pPr>
       <w:r>
+        <w:rPr/>
+      </w:r>
+    </w:p>
+    <w:p>
+      <w:pPr>
+        <w:pStyle w:val="Normal"/>
+        <w:rPr>
+          <w:lang w:val="en-US"/>
+        </w:rPr>
+      </w:pPr>
+      <w:r>
+        <w:rPr/>
+        <w:t>Date : 3.4.2025</w:t>
+      </w:r>
+    </w:p>
+    <w:p>
+      <w:pPr>
+        <w:pStyle w:val="Normal"/>
+        <w:rPr>
+          <w:lang w:val="en-US"/>
+        </w:rPr>
+      </w:pPr>
+      <w:r>
+        <w:rPr/>
+        <w:t xml:space="preserve">Activity : revisited </w:t>
+      </w:r>
+      <w:r>
+        <w:rPr>
+          <w:lang w:val="en-US"/>
+        </w:rPr>
+        <w:t xml:space="preserve">the “professional website from scratch | HTML &amp; CSS For Beginners” video and remade the module learning parts which are found in </w:t>
+      </w:r>
+      <w:hyperlink r:id="rId2">
+        <w:r>
+          <w:rPr>
+            <w:rStyle w:val="InternetLink"/>
+            <w:lang w:val="en-US"/>
+          </w:rPr>
+          <w:t>https://github.com/jepuli124/SDSfrontend2025course/tree/main/moduleLearning</w:t>
+        </w:r>
+      </w:hyperlink>
+      <w:hyperlink r:id="rId3">
+        <w:r>
+          <w:rPr>
+            <w:lang w:val="en-US"/>
+          </w:rPr>
+          <w:t xml:space="preserve"> </w:t>
+        </w:r>
+      </w:hyperlink>
+    </w:p>
+    <w:p>
+      <w:pPr>
+        <w:pStyle w:val="Normal"/>
+        <w:rPr>
+          <w:lang w:val="en-US"/>
+        </w:rPr>
+      </w:pPr>
+      <w:r>
         <w:rPr>
           <w:lang w:val="en-US"/>
         </w:rPr>
@@ -495,6 +553,76 @@
         </w:rPr>
       </w:pPr>
       <w:r>
+        <w:rPr/>
+      </w:r>
+    </w:p>
+    <w:p>
+      <w:pPr>
+        <w:pStyle w:val="Normal"/>
+        <w:rPr>
+          <w:lang w:val="en-US"/>
+        </w:rPr>
+      </w:pPr>
+      <w:r>
+        <w:rPr/>
+      </w:r>
+    </w:p>
+    <w:p>
+      <w:pPr>
+        <w:pStyle w:val="Normal"/>
+        <w:rPr>
+          <w:lang w:val="en-US"/>
+        </w:rPr>
+      </w:pPr>
+      <w:r>
+        <w:rPr/>
+        <w:t>Date : 3.4.2025</w:t>
+      </w:r>
+    </w:p>
+    <w:p>
+      <w:pPr>
+        <w:pStyle w:val="Normal"/>
+        <w:jc w:val="left"/>
+        <w:rPr>
+          <w:lang w:val="en-US"/>
+        </w:rPr>
+      </w:pPr>
+      <w:r>
+        <w:rPr>
+          <w:rFonts w:cs="Times New Roman"/>
+          <w:lang w:val="en-US"/>
+        </w:rPr>
+        <w:t xml:space="preserve">Activity : revisited the “professional website from scratch | HTML &amp; CSS For Beginners” video and remade the module learning parts which are found in </w:t>
+      </w:r>
+      <w:hyperlink r:id="rId4">
+        <w:r>
+          <w:rPr>
+            <w:rStyle w:val="InternetLink"/>
+            <w:rFonts w:cs="Times New Roman"/>
+            <w:lang w:val="en-US"/>
+          </w:rPr>
+          <w:t>https://github.com/jepuli124/SDSfrontend2025course/tree/main/moduleLearning</w:t>
+        </w:r>
+      </w:hyperlink>
+      <w:hyperlink r:id="rId5">
+        <w:r>
+          <w:rPr>
+            <w:rFonts w:cs="Times New Roman"/>
+            <w:lang w:val="en-US"/>
+          </w:rPr>
+          <w:t xml:space="preserve"> </w:t>
+        </w:r>
+      </w:hyperlink>
+    </w:p>
+    <w:p>
+      <w:pPr>
+        <w:pStyle w:val="Normal"/>
+        <w:jc w:val="left"/>
+        <w:rPr>
+          <w:lang w:val="en-US"/>
+        </w:rPr>
+      </w:pPr>
+      <w:r>
         <w:rPr>
           <w:lang w:val="en-US"/>
         </w:rPr>
@@ -560,6 +688,76 @@
         </w:rPr>
         <w:t>Learning outcome: I learned about how to make menu button, how to style them and how use classes to manipulate them</w:t>
       </w:r>
+    </w:p>
+    <w:p>
+      <w:pPr>
+        <w:pStyle w:val="Normal"/>
+        <w:jc w:val="left"/>
+        <w:rPr>
+          <w:lang w:val="en-US"/>
+        </w:rPr>
+      </w:pPr>
+      <w:r>
+        <w:rPr/>
+      </w:r>
+    </w:p>
+    <w:p>
+      <w:pPr>
+        <w:pStyle w:val="Normal"/>
+        <w:rPr>
+          <w:lang w:val="en-US"/>
+        </w:rPr>
+      </w:pPr>
+      <w:r>
+        <w:rPr/>
+      </w:r>
+    </w:p>
+    <w:p>
+      <w:pPr>
+        <w:pStyle w:val="Normal"/>
+        <w:rPr>
+          <w:lang w:val="en-US"/>
+        </w:rPr>
+      </w:pPr>
+      <w:r>
+        <w:rPr/>
+        <w:t>Date : 3.4.2025</w:t>
+      </w:r>
+    </w:p>
+    <w:p>
+      <w:pPr>
+        <w:pStyle w:val="Normal"/>
+        <w:jc w:val="left"/>
+        <w:rPr>
+          <w:lang w:val="en-US"/>
+        </w:rPr>
+      </w:pPr>
+      <w:r>
+        <w:rPr>
+          <w:rFonts w:cs="Times New Roman"/>
+          <w:lang w:val="en-US"/>
+        </w:rPr>
+        <w:t xml:space="preserve">Activity : revisited the “professional website from scratch | HTML &amp; CSS For Beginners” video and remade the module learning parts which are found in </w:t>
+      </w:r>
+      <w:hyperlink r:id="rId6">
+        <w:r>
+          <w:rPr>
+            <w:rStyle w:val="InternetLink"/>
+            <w:rFonts w:cs="Times New Roman"/>
+            <w:lang w:val="en-US"/>
+          </w:rPr>
+          <w:t>https://github.com/jepuli124/SDSfrontend2025course/tree/main/moduleLearning</w:t>
+        </w:r>
+      </w:hyperlink>
+      <w:hyperlink r:id="rId7">
+        <w:r>
+          <w:rPr>
+            <w:rFonts w:cs="Times New Roman"/>
+            <w:lang w:val="en-US"/>
+          </w:rPr>
+          <w:t xml:space="preserve"> </w:t>
+        </w:r>
+      </w:hyperlink>
     </w:p>
     <w:p>
       <w:pPr>
@@ -668,6 +866,67 @@
     </w:p>
     <w:p>
       <w:pPr>
+        <w:pStyle w:val="Normal"/>
+        <w:rPr>
+          <w:lang w:val="en-US"/>
+        </w:rPr>
+      </w:pPr>
+      <w:r>
+        <w:rPr/>
+      </w:r>
+    </w:p>
+    <w:p>
+      <w:pPr>
+        <w:pStyle w:val="Normal"/>
+        <w:rPr>
+          <w:lang w:val="en-US"/>
+        </w:rPr>
+      </w:pPr>
+      <w:r>
+        <w:rPr/>
+        <w:t>Date : 3.4.2025</w:t>
+      </w:r>
+    </w:p>
+    <w:p>
+      <w:pPr>
+        <w:pStyle w:val="Normal"/>
+        <w:jc w:val="left"/>
+        <w:rPr>
+          <w:lang w:val="en-US"/>
+        </w:rPr>
+      </w:pPr>
+      <w:r>
+        <w:rPr>
+          <w:lang w:val="en-US"/>
+        </w:rPr>
+        <w:t xml:space="preserve">Activity : revisited the “professional website from scratch | HTML &amp; CSS For Beginners” video and remade the module learning parts which are found in </w:t>
+      </w:r>
+      <w:hyperlink r:id="rId9">
+        <w:r>
+          <w:rPr>
+            <w:rStyle w:val="InternetLink"/>
+            <w:lang w:val="en-US"/>
+          </w:rPr>
+          <w:t>https://github.com/jepuli124/SDSfrontend2025course/tree/main/moduleLearning</w:t>
+        </w:r>
+      </w:hyperlink>
+    </w:p>
+    <w:p>
+      <w:pPr>
+        <w:pStyle w:val="Normal"/>
+        <w:jc w:val="left"/>
+        <w:rPr>
+          <w:lang w:val="en-US"/>
+        </w:rPr>
+      </w:pPr>
+      <w:r>
+        <w:rPr>
+          <w:lang w:val="en-US"/>
+        </w:rPr>
+      </w:r>
+    </w:p>
+    <w:p>
+      <w:pPr>
         <w:pStyle w:val="Title"/>
         <w:jc w:val="left"/>
         <w:rPr>
@@ -750,6 +1009,79 @@
         </w:rPr>
       </w:pPr>
       <w:r>
+        <w:rPr/>
+      </w:r>
+    </w:p>
+    <w:p>
+      <w:pPr>
+        <w:pStyle w:val="Normal"/>
+        <w:rPr>
+          <w:lang w:val="en-US"/>
+        </w:rPr>
+      </w:pPr>
+      <w:r>
+        <w:rPr/>
+      </w:r>
+    </w:p>
+    <w:p>
+      <w:pPr>
+        <w:pStyle w:val="Normal"/>
+        <w:rPr>
+          <w:lang w:val="en-US"/>
+        </w:rPr>
+      </w:pPr>
+      <w:r>
+        <w:rPr/>
+        <w:t>Date : 3.4.2025</w:t>
+      </w:r>
+    </w:p>
+    <w:p>
+      <w:pPr>
+        <w:pStyle w:val="Normal"/>
+        <w:jc w:val="left"/>
+        <w:rPr>
+          <w:lang w:val="en-US"/>
+        </w:rPr>
+      </w:pPr>
+      <w:r>
+        <w:rPr>
+          <w:rFonts w:cs="Times New Roman"/>
+          <w:lang w:val="en-US"/>
+        </w:rPr>
+        <w:t xml:space="preserve">Activity : revisited the “professional website from scratch | HTML &amp; CSS For Beginners” video and remade the module learning parts which are found in </w:t>
+      </w:r>
+      <w:hyperlink r:id="rId11">
+        <w:r>
+          <w:rPr>
+            <w:rStyle w:val="InternetLink"/>
+            <w:rFonts w:cs="Times New Roman"/>
+            <w:lang w:val="en-US"/>
+          </w:rPr>
+          <w:t>https://github.com/jepuli124/SDSfrontend2025course/tree/main/moduleLearning</w:t>
+        </w:r>
+      </w:hyperlink>
+    </w:p>
+    <w:p>
+      <w:pPr>
+        <w:pStyle w:val="Normal"/>
+        <w:jc w:val="left"/>
+        <w:rPr>
+          <w:lang w:val="en-US"/>
+        </w:rPr>
+      </w:pPr>
+      <w:r>
+        <w:rPr/>
+      </w:r>
+    </w:p>
+    <w:p>
+      <w:pPr>
+        <w:pStyle w:val="Normal"/>
+        <w:jc w:val="left"/>
+        <w:rPr>
+          <w:lang w:val="en-US"/>
+        </w:rPr>
+      </w:pPr>
+      <w:r>
         <w:rPr>
           <w:lang w:val="en-US"/>
         </w:rPr>
@@ -833,6 +1165,61 @@
     <w:p>
       <w:pPr>
         <w:pStyle w:val="Normal"/>
+        <w:rPr>
+          <w:lang w:val="en-US"/>
+        </w:rPr>
+      </w:pPr>
+      <w:r>
+        <w:rPr/>
+      </w:r>
+    </w:p>
+    <w:p>
+      <w:pPr>
+        <w:pStyle w:val="Normal"/>
+        <w:rPr>
+          <w:lang w:val="en-US"/>
+        </w:rPr>
+      </w:pPr>
+      <w:r>
+        <w:rPr/>
+        <w:t>Date : 3.4.2025</w:t>
+      </w:r>
+    </w:p>
+    <w:p>
+      <w:pPr>
+        <w:pStyle w:val="Normal"/>
+        <w:jc w:val="left"/>
+        <w:rPr>
+          <w:lang w:val="en-US"/>
+        </w:rPr>
+      </w:pPr>
+      <w:r>
+        <w:rPr>
+          <w:lang w:val="en-US"/>
+        </w:rPr>
+        <w:t xml:space="preserve">Activity : revisited the “professional website from scratch | HTML &amp; CSS For Beginners” video and remade the module learning parts which are found in </w:t>
+      </w:r>
+      <w:hyperlink r:id="rId12">
+        <w:r>
+          <w:rPr>
+            <w:rStyle w:val="InternetLink"/>
+            <w:lang w:val="en-US"/>
+          </w:rPr>
+          <w:t>https://github.com/jepuli124/SDSfrontend2025course/tree/main/moduleLearning</w:t>
+        </w:r>
+      </w:hyperlink>
+      <w:hyperlink r:id="rId13">
+        <w:r>
+          <w:rPr>
+            <w:lang w:val="en-US"/>
+          </w:rPr>
+          <w:t xml:space="preserve"> </w:t>
+        </w:r>
+      </w:hyperlink>
+    </w:p>
+    <w:p>
+      <w:pPr>
+        <w:pStyle w:val="Normal"/>
         <w:jc w:val="left"/>
         <w:rPr>
           <w:lang w:val="en-US"/>
@@ -900,7 +1287,13 @@
         <w:rPr>
           <w:lang w:val="en-US"/>
         </w:rPr>
-        <w:t>Learning outcome: Learned how to host website from github.</w:t>
+        <w:t xml:space="preserve">Learning outcome: Learned how to host website from github. </w:t>
+      </w:r>
+      <w:r>
+        <w:rPr>
+          <w:lang w:val="en-US"/>
+        </w:rPr>
+        <w:t>Note (3.4) this is not currently deployed as the final project takes that places.</w:t>
       </w:r>
     </w:p>
     <w:p>
@@ -1589,15 +1982,7 @@
       </w:pPr>
       <w:r>
         <w:rPr/>
-        <w:t>1</w:t>
-      </w:r>
-      <w:r>
-        <w:rPr/>
-        <w:t>8</w:t>
-      </w:r>
-      <w:r>
-        <w:rPr/>
-        <w:t>.3</w:t>
+        <w:t>18.3</w:t>
       </w:r>
     </w:p>
     <w:p>
@@ -1611,35 +1996,7 @@
       </w:pPr>
       <w:r>
         <w:rPr/>
-        <w:t xml:space="preserve">I finished the project </w:t>
-      </w:r>
-      <w:r>
-        <w:rPr/>
-        <w:t xml:space="preserve">by making the game playable, showing items in the flexbox </w:t>
-      </w:r>
-      <w:r>
-        <w:rPr/>
-        <w:t xml:space="preserve">and </w:t>
-      </w:r>
-      <w:r>
-        <w:rPr/>
-        <w:t>tutorial in grid</w:t>
-      </w:r>
-      <w:r>
-        <w:rPr/>
-        <w:t xml:space="preserve">. </w:t>
-      </w:r>
-      <w:r>
-        <w:rPr/>
-        <w:t xml:space="preserve">Then I </w:t>
-      </w:r>
-      <w:r>
-        <w:rPr/>
-        <w:t xml:space="preserve">uploaded it to the cloud. </w:t>
-      </w:r>
-      <w:r>
-        <w:rPr/>
-        <w:t>Footer has random links which most are some youtube music videos. There is a ”another page” link at the footer which has an easter egg. Titles expand when hovered by mouse. I solified what learned earlier.</w:t>
+        <w:t>I finished the project by making the game playable, showing items in the flexbox and tutorial in grid. Then I uploaded it to the cloud. Footer has random links which most are some youtube music videos. There is a ”another page” link at the footer which has an easter egg. Titles expand when hovered by mouse. I solified what learned earlier.</w:t>
       </w:r>
     </w:p>
     <w:p>
@@ -1652,7 +2009,9 @@
         </w:rPr>
       </w:pPr>
       <w:r>
-        <w:rPr/>
+        <w:rPr>
+          <w:lang w:val="en-US"/>
+        </w:rPr>
       </w:r>
     </w:p>
     <w:p>
@@ -1668,7 +2027,7 @@
         <w:rPr/>
         <w:t xml:space="preserve">Link to the deployed website: </w:t>
       </w:r>
-      <w:hyperlink r:id="rId2">
+      <w:hyperlink r:id="rId14">
         <w:r>
           <w:rPr>
             <w:rStyle w:val="InternetLink"/>
@@ -1694,7 +2053,7 @@
         <w:rPr/>
         <w:t xml:space="preserve">video link: </w:t>
       </w:r>
-      <w:hyperlink r:id="rId3">
+      <w:hyperlink r:id="rId15">
         <w:r>
           <w:rPr>
             <w:rStyle w:val="InternetLink"/>
@@ -1707,9 +2066,97 @@
         <w:t xml:space="preserve"> </w:t>
       </w:r>
     </w:p>
+    <w:p>
+      <w:pPr>
+        <w:pStyle w:val="TextBody"/>
+        <w:spacing w:lineRule="auto" w:line="276"/>
+        <w:jc w:val="left"/>
+        <w:rPr>
+          <w:lang w:val="en-US"/>
+        </w:rPr>
+      </w:pPr>
+      <w:r>
+        <w:rPr/>
+      </w:r>
+    </w:p>
+    <w:p>
+      <w:pPr>
+        <w:pStyle w:val="TextBody"/>
+        <w:spacing w:lineRule="auto" w:line="276"/>
+        <w:jc w:val="left"/>
+        <w:rPr>
+          <w:lang w:val="en-US"/>
+        </w:rPr>
+      </w:pPr>
+      <w:r>
+        <w:rPr/>
+        <w:t>3.4</w:t>
+      </w:r>
+    </w:p>
+    <w:p>
+      <w:pPr>
+        <w:pStyle w:val="TextBody"/>
+        <w:spacing w:lineRule="auto" w:line="276"/>
+        <w:jc w:val="left"/>
+        <w:rPr>
+          <w:lang w:val="en-US"/>
+        </w:rPr>
+      </w:pPr>
+      <w:r>
+        <w:rPr/>
+        <w:t xml:space="preserve">Removed unnecessary links from footer as asked. </w:t>
+      </w:r>
+      <w:r>
+        <w:rPr/>
+        <w:t xml:space="preserve">Made the secondary page cleaner. Marked what each section presents. </w:t>
+      </w:r>
+      <w:r>
+        <w:rPr/>
+        <w:t>I’m not sure what did the grader meant by ”follow the course mat[e]rial and guides.”, so I went through the video and remade the module learning parts. The website is now much more similar that the video, although I still have my own edits on it as a mark it is not just a copy paste.</w:t>
+      </w:r>
+    </w:p>
+    <w:p>
+      <w:pPr>
+        <w:pStyle w:val="TextBody"/>
+        <w:spacing w:lineRule="auto" w:line="276"/>
+        <w:jc w:val="left"/>
+        <w:rPr>
+          <w:lang w:val="en-US"/>
+        </w:rPr>
+      </w:pPr>
+      <w:r>
+        <w:rPr/>
+      </w:r>
+    </w:p>
+    <w:p>
+      <w:pPr>
+        <w:pStyle w:val="TextBody"/>
+        <w:spacing w:lineRule="auto" w:line="276"/>
+        <w:jc w:val="left"/>
+        <w:rPr>
+          <w:lang w:val="en-US"/>
+        </w:rPr>
+      </w:pPr>
+      <w:r>
+        <w:rPr/>
+        <w:t xml:space="preserve">New video link: </w:t>
+      </w:r>
+      <w:hyperlink r:id="rId16">
+        <w:r>
+          <w:rPr>
+            <w:rStyle w:val="InternetLink"/>
+          </w:rPr>
+          <w:t>2025-04-03 18-37-13.mkv</w:t>
+        </w:r>
+      </w:hyperlink>
+      <w:r>
+        <w:rPr/>
+        <w:t xml:space="preserve"> </w:t>
+      </w:r>
+    </w:p>
     <w:sectPr>
-      <w:headerReference w:type="default" r:id="rId4"/>
-      <w:footerReference w:type="default" r:id="rId5"/>
+      <w:headerReference w:type="default" r:id="rId17"/>
+      <w:footerReference w:type="default" r:id="rId18"/>
       <w:type w:val="nextPage"/>
       <w:pgSz w:w="11906" w:h="16838"/>
       <w:pgMar w:left="1985" w:right="1134" w:gutter="0" w:header="720" w:top="1701" w:footer="720" w:bottom="1701"/>
